--- a/docs/TM_Traceability_Matrix.docx
+++ b/docs/TM_Traceability_Matrix.docx
@@ -2044,6 +2044,108 @@
           </w:p>
         </w:tc>
       </w:tr>
+      <w:tr>
+        <w:tc>
+          <w:tcPr>
+            <w:tcW w:type="dxa" w:w="1152"/>
+            <w:shd w:val="clear" w:color="auto" w:fill="FFFFFF"/>
+          </w:tcPr>
+          <w:p>
+            <w:pPr>
+              <w:jc w:val="left"/>
+            </w:pPr>
+            <w:r>
+              <w:rPr>
+                <w:b w:val="0"/>
+                <w:i w:val="0"/>
+                <w:color w:val="000000"/>
+                <w:sz w:val="19"/>
+              </w:rPr>
+              <w:t>FR-019</w:t>
+            </w:r>
+          </w:p>
+        </w:tc>
+        <w:tc>
+          <w:tcPr>
+            <w:tcW w:type="dxa" w:w="2304"/>
+            <w:shd w:val="clear" w:color="auto" w:fill="FFFFFF"/>
+          </w:tcPr>
+          <w:p>
+            <w:pPr>
+              <w:jc w:val="left"/>
+            </w:pPr>
+            <w:r>
+              <w:rPr>
+                <w:b w:val="0"/>
+                <w:i w:val="0"/>
+                <w:color w:val="000000"/>
+                <w:sz w:val="19"/>
+              </w:rPr>
+              <w:t>Standalone FIFO IP</w:t>
+            </w:r>
+          </w:p>
+        </w:tc>
+        <w:tc>
+          <w:tcPr>
+            <w:tcW w:type="dxa" w:w="3024"/>
+            <w:shd w:val="clear" w:color="auto" w:fill="FFFFFF"/>
+          </w:tcPr>
+          <w:p>
+            <w:pPr>
+              <w:jc w:val="left"/>
+            </w:pPr>
+            <w:r>
+              <w:rPr>
+                <w:b w:val="0"/>
+                <w:i w:val="0"/>
+                <w:color w:val="000000"/>
+                <w:sz w:val="19"/>
+              </w:rPr>
+              <w:t>tv/fifo/pal_fifo_bool.vhd — circular buf, wr/rd ptrs, count</w:t>
+            </w:r>
+          </w:p>
+        </w:tc>
+        <w:tc>
+          <w:tcPr>
+            <w:tcW w:type="dxa" w:w="1440"/>
+            <w:shd w:val="clear" w:color="auto" w:fill="FFFFFF"/>
+          </w:tcPr>
+          <w:p>
+            <w:pPr>
+              <w:jc w:val="left"/>
+            </w:pPr>
+            <w:r>
+              <w:rPr>
+                <w:b w:val="0"/>
+                <w:i w:val="0"/>
+                <w:color w:val="000000"/>
+                <w:sz w:val="19"/>
+              </w:rPr>
+              <w:t>TC-010</w:t>
+            </w:r>
+          </w:p>
+        </w:tc>
+        <w:tc>
+          <w:tcPr>
+            <w:tcW w:type="dxa" w:w="1008"/>
+            <w:shd w:val="clear" w:color="auto" w:fill="FFFFFF"/>
+          </w:tcPr>
+          <w:p>
+            <w:pPr>
+              <w:jc w:val="left"/>
+            </w:pPr>
+            <w:r>
+              <w:rPr>
+                <w:b/>
+                <w:i w:val="0"/>
+                <w:color w:val="378610"/>
+                <w:sz w:val="19"/>
+              </w:rPr>
+              <w:t>PASS</w:t>
+            </w:r>
+          </w:p>
+        </w:tc>
+      </w:tr>
     </w:tbl>
     <w:p/>
     <w:p>
